--- a/app/src/main/assets/legal/privacy_en.docx
+++ b/app/src/main/assets/legal/privacy_en.docx
@@ -68,7 +68,7 @@
         <w:rPr>
           <w:b/>
         </w:rPr>
-        <w:t>Version 1.0</w:t>
+        <w:t>Version 1.1</w:t>
       </w:r>
       <w:r>
         <w:br/>
@@ -81,7 +81,7 @@
         <w:t xml:space="preserve"> · Last updated: </w:t>
       </w:r>
       <w:r>
-        <w:t>21/07/2026</w:t>
+        <w:t>22/07/2026</w:t>
       </w:r>
     </w:p>
     <w:p>
@@ -476,7 +476,25 @@
         <w:spacing w:after="60"/>
       </w:pPr>
       <w:r>
-        <w:t>The current version covered by this policy does not broadly access the address book. Any future contact-invitation feature will require specific permission and updated information before activation.</w:t>
+        <w:t>The address book is accessed only when the user grants contacts permission and opens the “Invite to Qüata” feature. Qüata uses contact names and telephone numbers locally to display the list and prepare an invitation.</w:t>
+      </w:r>
+    </w:p>
+    <w:p>
+      <w:pPr>
+        <w:pStyle w:val="Listaconvietas"/>
+        <w:spacing w:after="60"/>
+      </w:pPr>
+      <w:r>
+        <w:t>To distinguish contacts who already have an account from those who may be invited, the app normalises telephone numbers—retaining digits only—and sends those normalised versions to the Qüata service in limited batches. The service returns only which submitted numbers correspond to registered profiles; it does not receive the name stored in the address book or return information about profiles outside the submitted query.</w:t>
+      </w:r>
+    </w:p>
+    <w:p>
+      <w:pPr>
+        <w:pStyle w:val="Listaconvietas"/>
+        <w:spacing w:after="60"/>
+      </w:pPr>
+      <w:r>
+        <w:t>Unregistered contacts are not added to a Qüata address book. An invitation starts only when the user taps “Invite” and chooses an external app. The telephone number and invitation text may then be provided to the selected app, whose own privacy policy applies. Contacts permission can be withdrawn in device settings.</w:t>
       </w:r>
     </w:p>
     <w:p>
@@ -578,6 +596,41 @@
           <w:p>
             <w:r>
               <w:t>Performance of the user relationship and steps requested before registration.</w:t>
+            </w:r>
+          </w:p>
+        </w:tc>
+      </w:tr>
+      <w:tr>
+        <w:trPr>
+          <w:jc w:val="center"/>
+        </w:trPr>
+        <w:tc>
+          <w:tcPr>
+            <w:tcW w:w="3312" w:type="dxa"/>
+          </w:tcPr>
+          <w:p>
+            <w:r>
+              <w:t>Find contacts who already use Qüata and facilitate invitations initiated by the user.</w:t>
+            </w:r>
+          </w:p>
+        </w:tc>
+        <w:tc>
+          <w:tcPr>
+            <w:tcW w:w="3312" w:type="dxa"/>
+          </w:tcPr>
+          <w:p>
+            <w:r>
+              <w:t>Contact names processed locally and normalised versions of their telephone numbers.</w:t>
+            </w:r>
+          </w:p>
+        </w:tc>
+        <w:tc>
+          <w:tcPr>
+            <w:tcW w:w="3312" w:type="dxa"/>
+          </w:tcPr>
+          <w:p>
+            <w:r>
+              <w:t>Consent through contacts permission and the user’s voluntary action.</w:t>
             </w:r>
           </w:p>
         </w:tc>
@@ -1182,6 +1235,31 @@
           <w:p>
             <w:r>
               <w:t>While active and afterwards for the time needed to complete deletion, resolve claims and comply with obligations.</w:t>
+            </w:r>
+          </w:p>
+        </w:tc>
+      </w:tr>
+      <w:tr>
+        <w:trPr>
+          <w:jc w:val="center"/>
+        </w:trPr>
+        <w:tc>
+          <w:tcPr>
+            <w:tcW w:w="4968" w:type="dxa"/>
+          </w:tcPr>
+          <w:p>
+            <w:r>
+              <w:t>Device contacts</w:t>
+            </w:r>
+          </w:p>
+        </w:tc>
+        <w:tc>
+          <w:tcPr>
+            <w:tcW w:w="4968" w:type="dxa"/>
+          </w:tcPr>
+          <w:p>
+            <w:r>
+              <w:t>The list is read when the feature is used and kept locally only while needed to display it. Numbers submitted for matching are not added to Qüata’s address book or directory; technical records follow their general retention criterion.</w:t>
             </w:r>
           </w:p>
         </w:tc>
